--- a/downloads/teacher/05 Materials/Unit 06/Handouts/Handout 06.10 - Dish Research Card and Comparison.docx
+++ b/downloads/teacher/05 Materials/Unit 06/Handouts/Handout 06.10 - Dish Research Card and Comparison.docx
@@ -3411,15 +3411,15 @@
         </w:rPr>
         <w:t xml:space="preserve">Part 4, the answer for each form:</w:t>
       </w:r>
-      <w:r>
-        <w:t xml:space="preserve"> </w:t>
-      </w:r>
-      <w:r>
-        <w:t xml:space="preserve">-</w:t>
-      </w:r>
-      <w:r>
-        <w:t xml:space="preserve"> </w:t>
-      </w:r>
+    </w:p>
+    <w:p>
+      <w:pPr>
+        <w:numPr>
+          <w:ilvl w:val="0"/>
+          <w:numId w:val="1003"/>
+        </w:numPr>
+        <w:pStyle w:val="Compact"/>
+      </w:pPr>
       <w:r>
         <w:rPr>
           <w:b/>
@@ -3432,15 +3432,15 @@
       <w:r>
         <w:t xml:space="preserve">all three are dough sealed around filling and cooked, which makes a portable, self-contained meal that does not need a plate. What differs is the dough (wheat, wheat, wheat, but rolled thick or thin), the filling (whatever is cheap and local), and the method (fried, boiled, fried). Factors: crops and climate explain the filling, and fuel and equipment explain the method.</w:t>
       </w:r>
-      <w:r>
-        <w:t xml:space="preserve"> </w:t>
-      </w:r>
-      <w:r>
-        <w:t xml:space="preserve">-</w:t>
-      </w:r>
-      <w:r>
-        <w:t xml:space="preserve"> </w:t>
-      </w:r>
+    </w:p>
+    <w:p>
+      <w:pPr>
+        <w:numPr>
+          <w:ilvl w:val="0"/>
+          <w:numId w:val="1003"/>
+        </w:numPr>
+        <w:pStyle w:val="Compact"/>
+      </w:pPr>
       <w:r>
         <w:rPr>
           <w:b/>
@@ -3453,15 +3453,15 @@
       <w:r>
         <w:t xml:space="preserve">all three pair a grain with a legume, which together make a complete protein, both store dry for months, and both are cheap. What differs is the bean, the seasoning, and the fat (coconut milk, sofrito, pork). Factors: crops, trade, and migration.</w:t>
       </w:r>
-      <w:r>
-        <w:t xml:space="preserve"> </w:t>
-      </w:r>
-      <w:r>
-        <w:t xml:space="preserve">-</w:t>
-      </w:r>
-      <w:r>
-        <w:t xml:space="preserve"> </w:t>
-      </w:r>
+    </w:p>
+    <w:p>
+      <w:pPr>
+        <w:numPr>
+          <w:ilvl w:val="0"/>
+          <w:numId w:val="1003"/>
+        </w:numPr>
+        <w:pStyle w:val="Compact"/>
+      </w:pPr>
       <w:r>
         <w:rPr>
           <w:b/>
@@ -3477,7 +3477,7 @@
     </w:p>
     <w:p>
       <w:pPr>
-        <w:pStyle w:val="BodyText"/>
+        <w:pStyle w:val="FirstParagraph"/>
       </w:pPr>
       <w:r>
         <w:rPr>
@@ -3485,40 +3485,46 @@
         </w:rPr>
         <w:t xml:space="preserve">The two errors to watch for:</w:t>
       </w:r>
+    </w:p>
+    <w:p>
+      <w:pPr>
+        <w:numPr>
+          <w:ilvl w:val="0"/>
+          <w:numId w:val="1004"/>
+        </w:numPr>
+        <w:pStyle w:val="Compact"/>
+      </w:pPr>
+      <w:r>
+        <w:t xml:space="preserve">“</w:t>
+      </w:r>
+      <w:r>
+        <w:t xml:space="preserve">Because it is their culture</w:t>
+      </w:r>
+      <w:r>
+        <w:t xml:space="preserve">”</w:t>
+      </w:r>
       <w:r>
         <w:t xml:space="preserve"> </w:t>
       </w:r>
       <w:r>
-        <w:t xml:space="preserve">1.</w:t>
-      </w:r>
-      <w:r>
-        <w:t xml:space="preserve"> </w:t>
-      </w:r>
-      <w:r>
-        <w:t xml:space="preserve">“</w:t>
-      </w:r>
-      <w:r>
-        <w:t xml:space="preserve">Because it is their culture</w:t>
-      </w:r>
-      <w:r>
-        <w:t xml:space="preserve">”</w:t>
-      </w:r>
-      <w:r>
-        <w:t xml:space="preserve"> </w:t>
-      </w:r>
-      <w:r>
         <w:t xml:space="preserve">in box 4. See above.</w:t>
       </w:r>
-      <w:r>
-        <w:t xml:space="preserve"> </w:t>
-      </w:r>
-      <w:r>
-        <w:t xml:space="preserve">2. Writing about a dish as if it were frozen in time. Push with the tomato and chili facts: both of those plants arrived in their famous cuisines in the last five hundred years.</w:t>
-      </w:r>
-    </w:p>
-    <w:p>
-      <w:pPr>
-        <w:pStyle w:val="BodyText"/>
+    </w:p>
+    <w:p>
+      <w:pPr>
+        <w:numPr>
+          <w:ilvl w:val="0"/>
+          <w:numId w:val="1004"/>
+        </w:numPr>
+        <w:pStyle w:val="Compact"/>
+      </w:pPr>
+      <w:r>
+        <w:t xml:space="preserve">Writing about a dish as if it were frozen in time. Push with the tomato and chili facts: both of those plants arrived in their famous cuisines in the last five hundred years.</w:t>
+      </w:r>
+    </w:p>
+    <w:p>
+      <w:pPr>
+        <w:pStyle w:val="FirstParagraph"/>
       </w:pPr>
       <w:r>
         <w:rPr>
@@ -3827,6 +3833,109 @@
       </w:pPr>
     </w:lvl>
   </w:abstractNum>
+  <w:abstractNum w:abstractNumId="991">
+    <w:nsid w:val="71315dca"/>
+    <w:multiLevelType w:val="multilevel"/>
+    <w:lvl w:ilvl="0">
+      <w:numFmt w:val="bullet"/>
+      <w:lvlText w:val="•"/>
+      <w:lvlJc w:val="left"/>
+      <w:pPr>
+        <w:tabs>
+          <w:tab w:val="num" w:pos="0"/>
+        </w:tabs>
+        <w:ind w:left="480" w:hanging="480"/>
+      </w:pPr>
+    </w:lvl>
+    <w:lvl w:ilvl="1">
+      <w:numFmt w:val="bullet"/>
+      <w:lvlText w:val="–"/>
+      <w:lvlJc w:val="left"/>
+      <w:pPr>
+        <w:tabs>
+          <w:tab w:val="num" w:pos="720"/>
+        </w:tabs>
+        <w:ind w:left="1200" w:hanging="480"/>
+      </w:pPr>
+    </w:lvl>
+    <w:lvl w:ilvl="2">
+      <w:numFmt w:val="bullet"/>
+      <w:lvlText w:val="•"/>
+      <w:lvlJc w:val="left"/>
+      <w:pPr>
+        <w:tabs>
+          <w:tab w:val="num" w:pos="1440"/>
+        </w:tabs>
+        <w:ind w:left="1920" w:hanging="480"/>
+      </w:pPr>
+    </w:lvl>
+    <w:lvl w:ilvl="3">
+      <w:numFmt w:val="bullet"/>
+      <w:lvlText w:val="–"/>
+      <w:lvlJc w:val="left"/>
+      <w:pPr>
+        <w:tabs>
+          <w:tab w:val="num" w:pos="2160"/>
+        </w:tabs>
+        <w:ind w:left="2640" w:hanging="480"/>
+      </w:pPr>
+    </w:lvl>
+    <w:lvl w:ilvl="4">
+      <w:numFmt w:val="bullet"/>
+      <w:lvlText w:val="•"/>
+      <w:lvlJc w:val="left"/>
+      <w:pPr>
+        <w:tabs>
+          <w:tab w:val="num" w:pos="2880"/>
+        </w:tabs>
+        <w:ind w:left="3360" w:hanging="480"/>
+      </w:pPr>
+    </w:lvl>
+    <w:lvl w:ilvl="5">
+      <w:numFmt w:val="bullet"/>
+      <w:lvlText w:val="–"/>
+      <w:lvlJc w:val="left"/>
+      <w:pPr>
+        <w:tabs>
+          <w:tab w:val="num" w:pos="3600"/>
+        </w:tabs>
+        <w:ind w:left="4080" w:hanging="480"/>
+      </w:pPr>
+    </w:lvl>
+    <w:lvl w:ilvl="6">
+      <w:numFmt w:val="bullet"/>
+      <w:lvlText w:val="•"/>
+      <w:lvlJc w:val="left"/>
+      <w:pPr>
+        <w:tabs>
+          <w:tab w:val="num" w:pos="4320"/>
+        </w:tabs>
+        <w:ind w:left="4800" w:hanging="480"/>
+      </w:pPr>
+    </w:lvl>
+    <w:lvl w:ilvl="7">
+      <w:numFmt w:val="bullet"/>
+      <w:lvlText w:val="–"/>
+      <w:lvlJc w:val="left"/>
+      <w:pPr>
+        <w:tabs>
+          <w:tab w:val="num" w:pos="5040"/>
+        </w:tabs>
+        <w:ind w:left="5520" w:hanging="480"/>
+      </w:pPr>
+    </w:lvl>
+    <w:lvl w:ilvl="8">
+      <w:numFmt w:val="bullet"/>
+      <w:lvlText w:val="•"/>
+      <w:lvlJc w:val="left"/>
+      <w:pPr>
+        <w:tabs>
+          <w:tab w:val="num" w:pos="5760"/>
+        </w:tabs>
+        <w:ind w:left="6240" w:hanging="480"/>
+      </w:pPr>
+    </w:lvl>
+  </w:abstractNum>
   <w:num w:numId="1000">
     <w:abstractNumId w:val="990"/>
   </w:num>
@@ -3861,6 +3970,39 @@
     </w:lvlOverride>
   </w:num>
   <w:num w:numId="1002">
+    <w:abstractNumId w:val="99411"/>
+    <w:lvlOverride w:ilvl="0">
+      <w:startOverride w:val="1"/>
+    </w:lvlOverride>
+    <w:lvlOverride w:ilvl="1">
+      <w:startOverride w:val="1"/>
+    </w:lvlOverride>
+    <w:lvlOverride w:ilvl="2">
+      <w:startOverride w:val="1"/>
+    </w:lvlOverride>
+    <w:lvlOverride w:ilvl="3">
+      <w:startOverride w:val="1"/>
+    </w:lvlOverride>
+    <w:lvlOverride w:ilvl="4">
+      <w:startOverride w:val="1"/>
+    </w:lvlOverride>
+    <w:lvlOverride w:ilvl="5">
+      <w:startOverride w:val="1"/>
+    </w:lvlOverride>
+    <w:lvlOverride w:ilvl="6">
+      <w:startOverride w:val="1"/>
+    </w:lvlOverride>
+    <w:lvlOverride w:ilvl="7">
+      <w:startOverride w:val="1"/>
+    </w:lvlOverride>
+    <w:lvlOverride w:ilvl="8">
+      <w:startOverride w:val="1"/>
+    </w:lvlOverride>
+  </w:num>
+  <w:num w:numId="1003">
+    <w:abstractNumId w:val="991"/>
+  </w:num>
+  <w:num w:numId="1004">
     <w:abstractNumId w:val="99411"/>
     <w:lvlOverride w:ilvl="0">
       <w:startOverride w:val="1"/>

--- a/downloads/teacher/05 Materials/Unit 06/Handouts/Handout 06.10 - Dish Research Card and Comparison.docx
+++ b/downloads/teacher/05 Materials/Unit 06/Handouts/Handout 06.10 - Dish Research Card and Comparison.docx
@@ -1939,17 +1939,6 @@
         </w:tc>
       </w:tr>
     </w:tbl>
-    <w:p>
-      <w:pPr>
-        <w:pStyle w:val="BodyText"/>
-      </w:pPr>
-      <w:r>
-        <w:rPr>
-          <w:rStyle w:val="TeacherNote"/>
-        </w:rPr>
-        <w:t xml:space="preserve">[Sal: your school librarian can pull these in twenty minutes and will probably enjoy being asked. A print encyclopedia food entry, a university extension page, or a museum exhibit page all work. Print the source line at the bottom of every sheet so the citation task is real and not a guess.]</w:t>
-      </w:r>
-    </w:p>
     <w:p>
       <w:r>
         <w:br w:type="page"/>
